--- a/public/templates/УДВН шаблони/писмо ОДЗ.docx
+++ b/public/templates/УДВН шаблони/писмо ОДЗ.docx
@@ -42,7 +42,83 @@
           <w:sz w:val="24"/>
           <w:szCs w:val="24"/>
         </w:rPr>
-        <w:t xml:space="preserve"> РД-02-540/08.09.2026 г.</w:t>
+        <w:t xml:space="preserve"> </w:t>
+      </w:r>
+      <w:r>
+        <w:rPr>
+          <w:rFonts w:ascii="Times New Roman" w:hAnsi="Times New Roman" w:cs="Times New Roman"/>
+          <w:b/>
+          <w:sz w:val="24"/>
+          <w:szCs w:val="24"/>
+          <w:lang w:val="en-US"/>
+        </w:rPr>
+        <w:t>{</w:t>
+      </w:r>
+      <w:r>
+        <w:rPr>
+          <w:rFonts w:ascii="Times New Roman" w:hAnsi="Times New Roman" w:cs="Times New Roman"/>
+          <w:b/>
+          <w:sz w:val="24"/>
+          <w:szCs w:val="24"/>
+        </w:rPr>
+        <w:t>ИЗХ.НОМЕР</w:t>
+      </w:r>
+      <w:r>
+        <w:rPr>
+          <w:rFonts w:ascii="Times New Roman" w:hAnsi="Times New Roman" w:cs="Times New Roman"/>
+          <w:b/>
+          <w:sz w:val="24"/>
+          <w:szCs w:val="24"/>
+          <w:lang w:val="en-US"/>
+        </w:rPr>
+        <w:t>}</w:t>
+      </w:r>
+      <w:r>
+        <w:rPr>
+          <w:rFonts w:ascii="Times New Roman" w:hAnsi="Times New Roman" w:cs="Times New Roman"/>
+          <w:b/>
+          <w:sz w:val="24"/>
+          <w:szCs w:val="24"/>
+        </w:rPr>
+        <w:t>/</w:t>
+      </w:r>
+      <w:r>
+        <w:rPr>
+          <w:rFonts w:ascii="Times New Roman" w:hAnsi="Times New Roman" w:cs="Times New Roman"/>
+          <w:b/>
+          <w:sz w:val="24"/>
+          <w:szCs w:val="24"/>
+          <w:lang w:val="en-US"/>
+        </w:rPr>
+        <w:t>{</w:t>
+      </w:r>
+      <w:r>
+        <w:rPr>
+          <w:rFonts w:ascii="Times New Roman" w:hAnsi="Times New Roman" w:cs="Times New Roman"/>
+          <w:b/>
+          <w:sz w:val="24"/>
+          <w:szCs w:val="24"/>
+        </w:rPr>
+        <w:t>ДАТА</w:t>
+      </w:r>
+      <w:r>
+        <w:rPr>
+          <w:rFonts w:ascii="Times New Roman" w:hAnsi="Times New Roman" w:cs="Times New Roman"/>
+          <w:b/>
+          <w:sz w:val="24"/>
+          <w:szCs w:val="24"/>
+          <w:lang w:val="en-US"/>
+        </w:rPr>
+        <w:t>}</w:t>
+      </w:r>
+      <w:r>
+        <w:rPr>
+          <w:rFonts w:ascii="Times New Roman" w:hAnsi="Times New Roman" w:cs="Times New Roman"/>
+          <w:b/>
+          <w:sz w:val="24"/>
+          <w:szCs w:val="24"/>
+        </w:rPr>
+        <w:t xml:space="preserve"> г.</w:t>
       </w:r>
     </w:p>
     <w:p>
@@ -715,6 +791,7 @@
     <w:p>
       <w:pPr>
         <w:spacing w:after="0"/>
+        <w:jc w:val="left"/>
         <w:rPr>
           <w:rFonts w:ascii="Times New Roman" w:hAnsi="Times New Roman" w:cs="Times New Roman"/>
           <w:sz w:val="24"/>
